--- a/recording/3_03第一次会议/会议记录.docx
+++ b/recording/3_03第一次会议/会议记录.docx
@@ -382,6 +382,59 @@
               <w:t>竞品功能</w:t>
             </w:r>
             <w:proofErr w:type="gramEnd"/>
+          </w:p>
+        </w:tc>
+      </w:tr>
+      <w:tr>
+        <w:tc>
+          <w:tcPr>
+            <w:tcW w:w="1091" w:type="dxa"/>
+          </w:tcPr>
+          <w:p>
+            <w:pPr>
+              <w:jc w:val="center"/>
+              <w:rPr>
+                <w:rFonts w:asciiTheme="minorEastAsia" w:hAnsiTheme="minorEastAsia" w:cstheme="minorEastAsia" w:hint="eastAsia"/>
+                <w:b/>
+                <w:bCs/>
+                <w:szCs w:val="21"/>
+              </w:rPr>
+            </w:pPr>
+            <w:r>
+              <w:rPr>
+                <w:rFonts w:asciiTheme="minorEastAsia" w:hAnsiTheme="minorEastAsia" w:cstheme="minorEastAsia" w:hint="eastAsia"/>
+                <w:b/>
+                <w:bCs/>
+                <w:szCs w:val="21"/>
+              </w:rPr>
+              <w:t>上周总结</w:t>
+            </w:r>
+          </w:p>
+        </w:tc>
+        <w:tc>
+          <w:tcPr>
+            <w:tcW w:w="7431" w:type="dxa"/>
+            <w:gridSpan w:val="5"/>
+          </w:tcPr>
+          <w:p>
+            <w:pPr>
+              <w:jc w:val="center"/>
+              <w:rPr>
+                <w:rFonts w:asciiTheme="minorEastAsia" w:hAnsiTheme="minorEastAsia" w:cstheme="minorEastAsia" w:hint="eastAsia"/>
+                <w:b/>
+                <w:bCs/>
+                <w:szCs w:val="21"/>
+              </w:rPr>
+            </w:pPr>
+            <w:r>
+              <w:rPr>
+                <w:rFonts w:asciiTheme="minorEastAsia" w:hAnsiTheme="minorEastAsia" w:cstheme="minorEastAsia" w:hint="eastAsia"/>
+                <w:b/>
+                <w:bCs/>
+                <w:szCs w:val="21"/>
+              </w:rPr>
+              <w:t>无（首次会议）</w:t>
+            </w:r>
           </w:p>
         </w:tc>
       </w:tr>
